--- a/tests/org.obeonetwork.m2doc.tests/resources/mList/sampleMList/sampleMList-expected-generation.docx
+++ b/tests/org.obeonetwork.m2doc.tests/resources/mList/sampleMList/sampleMList-expected-generation.docx
@@ -35,11 +35,11 @@
       <w:r>
         <w:t/>
       </w:r>
-      <w:bookmarkStart w:name="id" w:id="147614391699324416050216059499781836473"/>
+      <w:bookmarkStart w:name="id" w:id="158218028239160797844351620182349552626"/>
       <w:r>
         <w:t>bookmark</w:t>
       </w:r>
-      <w:bookmarkEnd w:id="147614391699324416050216059499781836473"/>
+      <w:bookmarkEnd w:id="158218028239160797844351620182349552626"/>
     </w:p>
     <w:p>
       <w:r>
@@ -57,23 +57,23 @@
       <w:r>
         <w:t/>
       </w:r>
-      <w:r w:rsidR="1C1AE1ECD286B3BF4E4B60815A800E43">
+      <w:r w:rsidR="5717D285BCCFBEA170B32338DD29496D">
         <w:fldChar w:fldCharType="begin"/>
       </w:r>
-      <w:r w:rsidR="1C1AE1ECD286B3BF4E4B60815A800E43">
+      <w:r w:rsidR="5717D285BCCFBEA170B32338DD29496D">
         <w:instrText xml:space="preserve"> REF id \h </w:instrText>
       </w:r>
-      <w:r w:rsidR="1C1AE1ECD286B3BF4E4B60815A800E43">
+      <w:r w:rsidR="5717D285BCCFBEA170B32338DD29496D">
         <w:fldChar w:fldCharType="separate"/>
       </w:r>
-      <w:r w:rsidR="1C1AE1ECD286B3BF4E4B60815A800E43">
+      <w:r w:rsidR="5717D285BCCFBEA170B32338DD29496D">
         <w:rPr>
           <w:noProof/>
           <w:b w:val="on"/>
         </w:rPr>
         <w:t>bookmarkRef</w:t>
       </w:r>
-      <w:r w:rsidR="1C1AE1ECD286B3BF4E4B60815A800E43">
+      <w:r w:rsidR="5717D285BCCFBEA170B32338DD29496D">
         <w:fldChar w:fldCharType="end"/>
       </w:r>
     </w:p>

--- a/tests/org.obeonetwork.m2doc.tests/resources/mList/sampleMList/sampleMList-expected-generation.docx
+++ b/tests/org.obeonetwork.m2doc.tests/resources/mList/sampleMList/sampleMList-expected-generation.docx
@@ -35,11 +35,11 @@
       <w:r>
         <w:t/>
       </w:r>
-      <w:bookmarkStart w:name="id" w:id="147614391699324416050216059499781836473"/>
+      <w:bookmarkStart w:name="id" w:id="71847556452754500989211799120036714432"/>
       <w:r>
         <w:t>bookmark</w:t>
       </w:r>
-      <w:bookmarkEnd w:id="147614391699324416050216059499781836473"/>
+      <w:bookmarkEnd w:id="71847556452754500989211799120036714432"/>
     </w:p>
     <w:p>
       <w:r>
@@ -57,23 +57,23 @@
       <w:r>
         <w:t/>
       </w:r>
-      <w:r w:rsidR="1C1AE1ECD286B3BF4E4B60815A800E43">
+      <w:r w:rsidR="1E514E76E790BAC6715082684FBE6BC9">
         <w:fldChar w:fldCharType="begin"/>
       </w:r>
-      <w:r w:rsidR="1C1AE1ECD286B3BF4E4B60815A800E43">
+      <w:r w:rsidR="1E514E76E790BAC6715082684FBE6BC9">
         <w:instrText xml:space="preserve"> REF id \h </w:instrText>
       </w:r>
-      <w:r w:rsidR="1C1AE1ECD286B3BF4E4B60815A800E43">
+      <w:r w:rsidR="1E514E76E790BAC6715082684FBE6BC9">
         <w:fldChar w:fldCharType="separate"/>
       </w:r>
-      <w:r w:rsidR="1C1AE1ECD286B3BF4E4B60815A800E43">
+      <w:r w:rsidR="1E514E76E790BAC6715082684FBE6BC9">
         <w:rPr>
           <w:noProof/>
           <w:b w:val="on"/>
         </w:rPr>
         <w:t>bookmarkRef</w:t>
       </w:r>
-      <w:r w:rsidR="1C1AE1ECD286B3BF4E4B60815A800E43">
+      <w:r w:rsidR="1E514E76E790BAC6715082684FBE6BC9">
         <w:fldChar w:fldCharType="end"/>
       </w:r>
     </w:p>
